--- a/EXPORTS/DOCX/published/niveau3/Dutch/KITLV.docx
+++ b/EXPORTS/DOCX/published/niveau3/Dutch/KITLV.docx
@@ -451,49 +451,13 @@
       </w:r>
       <w:r>
         <w:rPr>
-          <w:u w:val="single" w:color="0000ff"/>
           <w:rFonts w:ascii="Charis SIL Regular" w:hAnsi="Charis SIL Regular" w:eastAsia="Charis SIL Regular"/>
           <w:b w:val="0"/>
           <w:i w:val="0"/>
           <w:color w:val="000000"/>
           <w:sz w:val="24"/>
         </w:rPr>
-        <w:hyperlink r:id="rId10" w:history="1">
-          <w:r>
-            <w:rPr>
-              <w:rStyle w:val="Hyperlink"/>
-            </w:rPr>
-            <w:t>i</w:t>
-          </w:r>
-        </w:hyperlink>
-      </w:r>
-      <w:r>
-        <w:rPr>
-          <w:u w:val="single" w:color="0000ff"/>
-          <w:rFonts w:ascii="Charis SIL Regular" w:hAnsi="Charis SIL Regular" w:eastAsia="Charis SIL Regular"/>
-          <w:b w:val="0"/>
-          <w:i w:val="0"/>
-          <w:color w:val="000000"/>
-          <w:sz w:val="24"/>
-        </w:rPr>
-        <w:hyperlink r:id="rId10" w:history="1">
-          <w:r>
-            <w:rPr>
-              <w:rStyle w:val="Hyperlink"/>
-            </w:rPr>
-            <w:t>n dat ja</w:t>
-          </w:r>
-        </w:hyperlink>
-      </w:r>
-      <w:r>
-        <w:rPr>
-          <w:rFonts w:ascii="Charis SIL Regular" w:hAnsi="Charis SIL Regular" w:eastAsia="Charis SIL Regular"/>
-          <w:b w:val="0"/>
-          <w:i w:val="0"/>
-          <w:color w:val="000000"/>
-          <w:sz w:val="24"/>
-        </w:rPr>
-        <w:t xml:space="preserve">ar </w:t>
+        <w:t xml:space="preserve">in dat jaar </w:t>
       </w:r>
       <w:r>
         <w:rPr>
@@ -1403,7 +1367,25 @@
           <w:color w:val="000000"/>
           <w:sz w:val="24"/>
         </w:rPr>
-        <w:t xml:space="preserve">', en </w:t>
+        <w:t>'</w:t>
+      </w:r>
+      <w:r>
+        <w:rPr>
+          <w:u w:val="single" w:color="0000ff"/>
+          <w:rFonts w:ascii="Charis SIL Regular" w:hAnsi="Charis SIL Regular" w:eastAsia="Charis SIL Regular"/>
+          <w:b w:val="0"/>
+          <w:i w:val="0"/>
+          <w:color w:val="000000"/>
+          <w:sz w:val="24"/>
+        </w:rPr>
+        <w:hyperlink r:id="rId14" w:history="1">
+          <w:r>
+            <w:rPr>
+              <w:rStyle w:val="Hyperlink"/>
+            </w:rPr>
+            <w:t xml:space="preserve">, en </w:t>
+          </w:r>
+        </w:hyperlink>
       </w:r>
       <w:r>
         <w:rPr>
@@ -1414,7 +1396,14 @@
           <w:sz w:val="24"/>
           <w:u w:val="single"/>
         </w:rPr>
-        <w:t>Europ</w:t>
+        <w:hyperlink r:id="rId14" w:history="1">
+          <w:r>
+            <w:rPr>
+              <w:rStyle w:val="Hyperlink"/>
+            </w:rPr>
+            <w:t>Europ</w:t>
+          </w:r>
+        </w:hyperlink>
       </w:r>
       <w:r>
         <w:rPr>
@@ -1605,7 +1594,14 @@
           <w:sz w:val="24"/>
           <w:u w:val="single"/>
         </w:rPr>
-        <w:t>we</w:t>
+        <w:hyperlink r:id="rId17" w:history="1">
+          <w:r>
+            <w:rPr>
+              <w:rStyle w:val="Hyperlink"/>
+            </w:rPr>
+            <w:t>we</w:t>
+          </w:r>
+        </w:hyperlink>
       </w:r>
       <w:r>
         <w:rPr>
@@ -1616,7 +1612,7 @@
           <w:sz w:val="24"/>
           <w:u w:val="single"/>
         </w:rPr>
-        <w:hyperlink r:id="rId16" w:history="1">
+        <w:hyperlink r:id="rId17" w:history="1">
           <w:r>
             <w:rPr>
               <w:rStyle w:val="Hyperlink"/>
@@ -1849,7 +1845,7 @@
           <w:color w:val="0000FF"/>
           <w:sz w:val="24"/>
         </w:rPr>
-        <w:t>Stichting Mondelinge Geschiedenis</w:t>
+        <w:t>Stichting Mondeli</w:t>
       </w:r>
       <w:r>
         <w:rPr>
@@ -1860,7 +1856,14 @@
           <w:sz w:val="24"/>
           <w:u w:val="single"/>
         </w:rPr>
-        <w:t xml:space="preserve"> </w:t>
+        <w:hyperlink r:id="rId18" w:history="1">
+          <w:r>
+            <w:rPr>
+              <w:rStyle w:val="Hyperlink"/>
+            </w:rPr>
+            <w:t>nge</w:t>
+          </w:r>
+        </w:hyperlink>
       </w:r>
       <w:r>
         <w:rPr>
@@ -1871,7 +1874,83 @@
           <w:sz w:val="24"/>
           <w:u w:val="single"/>
         </w:rPr>
+        <w:t xml:space="preserve"> </w:t>
+      </w:r>
+      <w:r>
+        <w:rPr>
+          <w:rFonts w:ascii="Charis SIL Regular" w:hAnsi="Charis SIL Regular" w:eastAsia="Charis SIL Regular"/>
+          <w:b w:val="0"/>
+          <w:i w:val="0"/>
+          <w:color w:val="0000FF"/>
+          <w:sz w:val="24"/>
+          <w:u w:val="single"/>
+        </w:rPr>
         <w:hyperlink r:id="rId18" w:history="1">
+          <w:r>
+            <w:rPr>
+              <w:rStyle w:val="Hyperlink"/>
+            </w:rPr>
+            <w:t>Geschied</w:t>
+          </w:r>
+        </w:hyperlink>
+      </w:r>
+      <w:r>
+        <w:rPr>
+          <w:rFonts w:ascii="Charis SIL Regular" w:hAnsi="Charis SIL Regular" w:eastAsia="Charis SIL Regular"/>
+          <w:b w:val="0"/>
+          <w:i w:val="0"/>
+          <w:color w:val="0000FF"/>
+          <w:sz w:val="24"/>
+          <w:u w:val="single"/>
+        </w:rPr>
+        <w:hyperlink r:id="rId18" w:history="1">
+          <w:r>
+            <w:rPr>
+              <w:rStyle w:val="Hyperlink"/>
+            </w:rPr>
+            <w:t>e</w:t>
+          </w:r>
+        </w:hyperlink>
+      </w:r>
+      <w:r>
+        <w:rPr>
+          <w:rFonts w:ascii="Charis SIL Regular" w:hAnsi="Charis SIL Regular" w:eastAsia="Charis SIL Regular"/>
+          <w:b w:val="0"/>
+          <w:i w:val="0"/>
+          <w:color w:val="0000FF"/>
+          <w:sz w:val="24"/>
+          <w:u w:val="single"/>
+        </w:rPr>
+        <w:hyperlink r:id="rId18" w:history="1">
+          <w:r>
+            <w:rPr>
+              <w:rStyle w:val="Hyperlink"/>
+            </w:rPr>
+            <w:t>nis</w:t>
+          </w:r>
+        </w:hyperlink>
+      </w:r>
+      <w:r>
+        <w:rPr>
+          <w:rFonts w:ascii="Charis SIL Regular" w:hAnsi="Charis SIL Regular" w:eastAsia="Charis SIL Regular"/>
+          <w:b w:val="0"/>
+          <w:i w:val="0"/>
+          <w:color w:val="0000FF"/>
+          <w:sz w:val="24"/>
+          <w:u w:val="single"/>
+        </w:rPr>
+        <w:t xml:space="preserve"> </w:t>
+      </w:r>
+      <w:r>
+        <w:rPr>
+          <w:rFonts w:ascii="Charis SIL Regular" w:hAnsi="Charis SIL Regular" w:eastAsia="Charis SIL Regular"/>
+          <w:b w:val="0"/>
+          <w:i w:val="0"/>
+          <w:color w:val="0000FF"/>
+          <w:sz w:val="24"/>
+          <w:u w:val="single"/>
+        </w:rPr>
+        <w:hyperlink r:id="rId19" w:history="1">
           <w:r>
             <w:rPr>
               <w:rStyle w:val="Hyperlink"/>
@@ -1899,7 +1978,7 @@
           <w:sz w:val="24"/>
           <w:u w:val="single"/>
         </w:rPr>
-        <w:hyperlink r:id="rId19" w:history="1">
+        <w:hyperlink r:id="rId20" w:history="1">
           <w:r>
             <w:rPr>
               <w:rStyle w:val="Hyperlink"/>
@@ -1917,7 +1996,7 @@
           <w:sz w:val="24"/>
           <w:u w:val="single"/>
         </w:rPr>
-        <w:hyperlink r:id="rId19" w:history="1">
+        <w:hyperlink r:id="rId20" w:history="1">
           <w:r>
             <w:rPr>
               <w:rStyle w:val="Hyperlink"/>
@@ -2000,7 +2079,7 @@
           <w:color w:val="000000"/>
           <w:sz w:val="24"/>
         </w:rPr>
-        <w:hyperlink r:id="rId20" w:history="1">
+        <w:hyperlink r:id="rId19" w:history="1">
           <w:r>
             <w:rPr>
               <w:rStyle w:val="Hyperlink"/>
@@ -2018,7 +2097,7 @@
           <w:color w:val="000000"/>
           <w:sz w:val="24"/>
         </w:rPr>
-        <w:hyperlink r:id="rId20" w:history="1">
+        <w:hyperlink r:id="rId19" w:history="1">
           <w:r>
             <w:rPr>
               <w:rStyle w:val="Hyperlink"/>
@@ -2036,7 +2115,7 @@
           <w:color w:val="000000"/>
           <w:sz w:val="24"/>
         </w:rPr>
-        <w:hyperlink r:id="rId20" w:history="1">
+        <w:hyperlink r:id="rId19" w:history="1">
           <w:r>
             <w:rPr>
               <w:rStyle w:val="Hyperlink"/>
@@ -2054,7 +2133,7 @@
           <w:color w:val="000000"/>
           <w:sz w:val="24"/>
         </w:rPr>
-        <w:hyperlink r:id="rId20" w:history="1">
+        <w:hyperlink r:id="rId19" w:history="1">
           <w:r>
             <w:rPr>
               <w:rStyle w:val="Hyperlink"/>
@@ -2072,7 +2151,7 @@
           <w:color w:val="000000"/>
           <w:sz w:val="24"/>
         </w:rPr>
-        <w:hyperlink r:id="rId20" w:history="1">
+        <w:hyperlink r:id="rId19" w:history="1">
           <w:r>
             <w:rPr>
               <w:rStyle w:val="Hyperlink"/>
@@ -3871,7 +3950,7 @@
           <w:sz w:val="24"/>
           <w:u w:val="single"/>
         </w:rPr>
-        <w:hyperlink r:id="rId20" w:history="1">
+        <w:hyperlink r:id="rId19" w:history="1">
           <w:r>
             <w:rPr>
               <w:rStyle w:val="Hyperlink"/>
@@ -3889,7 +3968,7 @@
           <w:sz w:val="24"/>
           <w:u w:val="single"/>
         </w:rPr>
-        <w:hyperlink r:id="rId20" w:history="1">
+        <w:hyperlink r:id="rId19" w:history="1">
           <w:r>
             <w:rPr>
               <w:rStyle w:val="Hyperlink"/>
@@ -3907,7 +3986,7 @@
           <w:sz w:val="24"/>
           <w:u w:val="single"/>
         </w:rPr>
-        <w:hyperlink r:id="rId20" w:history="1">
+        <w:hyperlink r:id="rId19" w:history="1">
           <w:r>
             <w:rPr>
               <w:rStyle w:val="Hyperlink"/>
@@ -3925,7 +4004,7 @@
           <w:sz w:val="24"/>
           <w:u w:val="single"/>
         </w:rPr>
-        <w:hyperlink r:id="rId20" w:history="1">
+        <w:hyperlink r:id="rId19" w:history="1">
           <w:r>
             <w:rPr>
               <w:rStyle w:val="Hyperlink"/>
@@ -3943,7 +4022,7 @@
           <w:sz w:val="24"/>
           <w:u w:val="single"/>
         </w:rPr>
-        <w:hyperlink r:id="rId20" w:history="1">
+        <w:hyperlink r:id="rId19" w:history="1">
           <w:r>
             <w:rPr>
               <w:rStyle w:val="Hyperlink"/>
@@ -4042,7 +4121,7 @@
           <w:sz w:val="24"/>
           <w:u w:val="single"/>
         </w:rPr>
-        <w:hyperlink r:id="rId19" w:history="1">
+        <w:hyperlink r:id="rId20" w:history="1">
           <w:r>
             <w:rPr>
               <w:rStyle w:val="Hyperlink"/>
@@ -4060,7 +4139,7 @@
           <w:sz w:val="24"/>
           <w:u w:val="single"/>
         </w:rPr>
-        <w:hyperlink r:id="rId19" w:history="1">
+        <w:hyperlink r:id="rId20" w:history="1">
           <w:r>
             <w:rPr>
               <w:rStyle w:val="Hyperlink"/>
@@ -4078,7 +4157,7 @@
           <w:sz w:val="24"/>
           <w:u w:val="single"/>
         </w:rPr>
-        <w:hyperlink r:id="rId19" w:history="1">
+        <w:hyperlink r:id="rId20" w:history="1">
           <w:r>
             <w:rPr>
               <w:rStyle w:val="Hyperlink"/>
@@ -4385,7 +4464,7 @@
           <w:sz w:val="24"/>
           <w:u w:val="single"/>
         </w:rPr>
-        <w:hyperlink r:id="rId24" w:history="1">
+        <w:hyperlink r:id="rId22" w:history="1">
           <w:r>
             <w:rPr>
               <w:rStyle w:val="Hyperlink"/>

--- a/EXPORTS/DOCX/published/niveau3/Dutch/KITLV.docx
+++ b/EXPORTS/DOCX/published/niveau3/Dutch/KITLV.docx
@@ -451,13 +451,49 @@
       </w:r>
       <w:r>
         <w:rPr>
+          <w:u w:val="single" w:color="0000ff"/>
           <w:rFonts w:ascii="Charis SIL Regular" w:hAnsi="Charis SIL Regular" w:eastAsia="Charis SIL Regular"/>
           <w:b w:val="0"/>
           <w:i w:val="0"/>
           <w:color w:val="000000"/>
           <w:sz w:val="24"/>
         </w:rPr>
-        <w:t xml:space="preserve">in dat jaar </w:t>
+        <w:hyperlink r:id="rId10" w:history="1">
+          <w:r>
+            <w:rPr>
+              <w:rStyle w:val="Hyperlink"/>
+            </w:rPr>
+            <w:t>i</w:t>
+          </w:r>
+        </w:hyperlink>
+      </w:r>
+      <w:r>
+        <w:rPr>
+          <w:u w:val="single" w:color="0000ff"/>
+          <w:rFonts w:ascii="Charis SIL Regular" w:hAnsi="Charis SIL Regular" w:eastAsia="Charis SIL Regular"/>
+          <w:b w:val="0"/>
+          <w:i w:val="0"/>
+          <w:color w:val="000000"/>
+          <w:sz w:val="24"/>
+        </w:rPr>
+        <w:hyperlink r:id="rId10" w:history="1">
+          <w:r>
+            <w:rPr>
+              <w:rStyle w:val="Hyperlink"/>
+            </w:rPr>
+            <w:t>n dat ja</w:t>
+          </w:r>
+        </w:hyperlink>
+      </w:r>
+      <w:r>
+        <w:rPr>
+          <w:rFonts w:ascii="Charis SIL Regular" w:hAnsi="Charis SIL Regular" w:eastAsia="Charis SIL Regular"/>
+          <w:b w:val="0"/>
+          <w:i w:val="0"/>
+          <w:color w:val="000000"/>
+          <w:sz w:val="24"/>
+        </w:rPr>
+        <w:t xml:space="preserve">ar </w:t>
       </w:r>
       <w:r>
         <w:rPr>
@@ -1396,7 +1432,7 @@
           <w:sz w:val="24"/>
           <w:u w:val="single"/>
         </w:rPr>
-        <w:hyperlink r:id="rId14" w:history="1">
+        <w:hyperlink r:id="rId15" w:history="1">
           <w:r>
             <w:rPr>
               <w:rStyle w:val="Hyperlink"/>
@@ -1414,7 +1450,7 @@
           <w:sz w:val="24"/>
           <w:u w:val="single"/>
         </w:rPr>
-        <w:hyperlink r:id="rId14" w:history="1">
+        <w:hyperlink r:id="rId15" w:history="1">
           <w:r>
             <w:rPr>
               <w:rStyle w:val="Hyperlink"/>
@@ -1443,7 +1479,7 @@
           <w:sz w:val="24"/>
           <w:u w:val="single"/>
         </w:rPr>
-        <w:hyperlink r:id="rId14" w:history="1">
+        <w:hyperlink r:id="rId15" w:history="1">
           <w:r>
             <w:rPr>
               <w:rStyle w:val="Hyperlink"/>
@@ -1612,7 +1648,7 @@
           <w:sz w:val="24"/>
           <w:u w:val="single"/>
         </w:rPr>
-        <w:hyperlink r:id="rId17" w:history="1">
+        <w:hyperlink r:id="rId16" w:history="1">
           <w:r>
             <w:rPr>
               <w:rStyle w:val="Hyperlink"/>
@@ -1844,8 +1880,16 @@
           <w:i w:val="0"/>
           <w:color w:val="0000FF"/>
           <w:sz w:val="24"/>
-        </w:rPr>
-        <w:t>Stichting Mondeli</w:t>
+          <w:u w:val="single"/>
+        </w:rPr>
+        <w:hyperlink r:id="rId19" w:history="1">
+          <w:r>
+            <w:rPr>
+              <w:rStyle w:val="Hyperlink"/>
+            </w:rPr>
+            <w:t>Stichting</w:t>
+          </w:r>
+        </w:hyperlink>
       </w:r>
       <w:r>
         <w:rPr>
@@ -1856,7 +1900,36 @@
           <w:sz w:val="24"/>
           <w:u w:val="single"/>
         </w:rPr>
-        <w:hyperlink r:id="rId18" w:history="1">
+        <w:t xml:space="preserve"> </w:t>
+      </w:r>
+      <w:r>
+        <w:rPr>
+          <w:rFonts w:ascii="Charis SIL Regular" w:hAnsi="Charis SIL Regular" w:eastAsia="Charis SIL Regular"/>
+          <w:b w:val="0"/>
+          <w:i w:val="0"/>
+          <w:color w:val="0000FF"/>
+          <w:sz w:val="24"/>
+          <w:u w:val="single"/>
+        </w:rPr>
+        <w:hyperlink r:id="rId19" w:history="1">
+          <w:r>
+            <w:rPr>
+              <w:rStyle w:val="Hyperlink"/>
+            </w:rPr>
+            <w:t>Mondeli</w:t>
+          </w:r>
+        </w:hyperlink>
+      </w:r>
+      <w:r>
+        <w:rPr>
+          <w:rFonts w:ascii="Charis SIL Regular" w:hAnsi="Charis SIL Regular" w:eastAsia="Charis SIL Regular"/>
+          <w:b w:val="0"/>
+          <w:i w:val="0"/>
+          <w:color w:val="0000FF"/>
+          <w:sz w:val="24"/>
+          <w:u w:val="single"/>
+        </w:rPr>
+        <w:hyperlink r:id="rId19" w:history="1">
           <w:r>
             <w:rPr>
               <w:rStyle w:val="Hyperlink"/>
@@ -1885,7 +1958,7 @@
           <w:sz w:val="24"/>
           <w:u w:val="single"/>
         </w:rPr>
-        <w:hyperlink r:id="rId18" w:history="1">
+        <w:hyperlink r:id="rId19" w:history="1">
           <w:r>
             <w:rPr>
               <w:rStyle w:val="Hyperlink"/>
@@ -1903,7 +1976,7 @@
           <w:sz w:val="24"/>
           <w:u w:val="single"/>
         </w:rPr>
-        <w:hyperlink r:id="rId18" w:history="1">
+        <w:hyperlink r:id="rId19" w:history="1">
           <w:r>
             <w:rPr>
               <w:rStyle w:val="Hyperlink"/>
@@ -1921,7 +1994,7 @@
           <w:sz w:val="24"/>
           <w:u w:val="single"/>
         </w:rPr>
-        <w:hyperlink r:id="rId18" w:history="1">
+        <w:hyperlink r:id="rId19" w:history="1">
           <w:r>
             <w:rPr>
               <w:rStyle w:val="Hyperlink"/>
@@ -1950,7 +2023,7 @@
           <w:sz w:val="24"/>
           <w:u w:val="single"/>
         </w:rPr>
-        <w:hyperlink r:id="rId19" w:history="1">
+        <w:hyperlink r:id="rId18" w:history="1">
           <w:r>
             <w:rPr>
               <w:rStyle w:val="Hyperlink"/>
@@ -1978,14 +2051,7 @@
           <w:sz w:val="24"/>
           <w:u w:val="single"/>
         </w:rPr>
-        <w:hyperlink r:id="rId20" w:history="1">
-          <w:r>
-            <w:rPr>
-              <w:rStyle w:val="Hyperlink"/>
-            </w:rPr>
-            <w:t>Zuidoost-</w:t>
-          </w:r>
-        </w:hyperlink>
+        <w:t>Zuidoost-Aziatisch</w:t>
       </w:r>
       <w:r>
         <w:rPr>
@@ -1996,25 +2062,7 @@
           <w:sz w:val="24"/>
           <w:u w:val="single"/>
         </w:rPr>
-        <w:hyperlink r:id="rId20" w:history="1">
-          <w:r>
-            <w:rPr>
-              <w:rStyle w:val="Hyperlink"/>
-            </w:rPr>
-            <w:t>Aziatisch</w:t>
-          </w:r>
-        </w:hyperlink>
-      </w:r>
-      <w:r>
-        <w:rPr>
-          <w:rFonts w:ascii="Charis SIL Regular" w:hAnsi="Charis SIL Regular" w:eastAsia="Charis SIL Regular"/>
-          <w:b w:val="0"/>
-          <w:i w:val="0"/>
-          <w:color w:val="0000FF"/>
-          <w:sz w:val="24"/>
-          <w:u w:val="single"/>
-        </w:rPr>
-        <w:hyperlink r:id="rId20" w:history="1">
+        <w:hyperlink r:id="rId19" w:history="1">
           <w:r>
             <w:rPr>
               <w:rStyle w:val="Hyperlink"/>
@@ -2043,7 +2091,7 @@
           <w:sz w:val="24"/>
           <w:u w:val="single"/>
         </w:rPr>
-        <w:hyperlink r:id="rId20" w:history="1">
+        <w:hyperlink r:id="rId19" w:history="1">
           <w:r>
             <w:rPr>
               <w:rStyle w:val="Hyperlink"/>
@@ -2061,7 +2109,7 @@
           <w:sz w:val="24"/>
           <w:u w:val="single"/>
         </w:rPr>
-        <w:hyperlink r:id="rId20" w:history="1">
+        <w:hyperlink r:id="rId19" w:history="1">
           <w:r>
             <w:rPr>
               <w:rStyle w:val="Hyperlink"/>
@@ -2189,7 +2237,7 @@
           <w:sz w:val="24"/>
           <w:u w:val="single"/>
         </w:rPr>
-        <w:hyperlink r:id="rId21" w:history="1">
+        <w:hyperlink r:id="rId20" w:history="1">
           <w:r>
             <w:rPr>
               <w:rStyle w:val="Hyperlink"/>
@@ -2218,7 +2266,7 @@
           <w:sz w:val="24"/>
           <w:u w:val="single"/>
         </w:rPr>
-        <w:hyperlink r:id="rId21" w:history="1">
+        <w:hyperlink r:id="rId20" w:history="1">
           <w:r>
             <w:rPr>
               <w:rStyle w:val="Hyperlink"/>
@@ -2256,7 +2304,7 @@
           <w:color w:val="000000"/>
           <w:sz w:val="24"/>
         </w:rPr>
-        <w:hyperlink r:id="rId21" w:history="1">
+        <w:hyperlink r:id="rId20" w:history="1">
           <w:r>
             <w:rPr>
               <w:rStyle w:val="Hyperlink"/>
@@ -2274,7 +2322,7 @@
           <w:color w:val="000000"/>
           <w:sz w:val="24"/>
         </w:rPr>
-        <w:hyperlink r:id="rId21" w:history="1">
+        <w:hyperlink r:id="rId20" w:history="1">
           <w:r>
             <w:rPr>
               <w:rStyle w:val="Hyperlink"/>
@@ -2292,7 +2340,7 @@
           <w:color w:val="000000"/>
           <w:sz w:val="24"/>
         </w:rPr>
-        <w:hyperlink r:id="rId21" w:history="1">
+        <w:hyperlink r:id="rId20" w:history="1">
           <w:r>
             <w:rPr>
               <w:rStyle w:val="Hyperlink"/>
@@ -4121,7 +4169,7 @@
           <w:sz w:val="24"/>
           <w:u w:val="single"/>
         </w:rPr>
-        <w:hyperlink r:id="rId20" w:history="1">
+        <w:hyperlink r:id="rId21" w:history="1">
           <w:r>
             <w:rPr>
               <w:rStyle w:val="Hyperlink"/>
@@ -4139,7 +4187,7 @@
           <w:sz w:val="24"/>
           <w:u w:val="single"/>
         </w:rPr>
-        <w:hyperlink r:id="rId20" w:history="1">
+        <w:hyperlink r:id="rId21" w:history="1">
           <w:r>
             <w:rPr>
               <w:rStyle w:val="Hyperlink"/>
@@ -4157,7 +4205,7 @@
           <w:sz w:val="24"/>
           <w:u w:val="single"/>
         </w:rPr>
-        <w:hyperlink r:id="rId20" w:history="1">
+        <w:hyperlink r:id="rId21" w:history="1">
           <w:r>
             <w:rPr>
               <w:rStyle w:val="Hyperlink"/>
@@ -4418,7 +4466,7 @@
           <w:sz w:val="24"/>
           <w:u w:val="single"/>
         </w:rPr>
-        <w:hyperlink r:id="rId22" w:history="1">
+        <w:hyperlink r:id="rId23" w:history="1">
           <w:r>
             <w:rPr>
               <w:rStyle w:val="Hyperlink"/>
@@ -4436,7 +4484,7 @@
           <w:sz w:val="24"/>
           <w:u w:val="single"/>
         </w:rPr>
-        <w:hyperlink r:id="rId22" w:history="1">
+        <w:hyperlink r:id="rId23" w:history="1">
           <w:r>
             <w:rPr>
               <w:rStyle w:val="Hyperlink"/>
@@ -4464,7 +4512,7 @@
           <w:sz w:val="24"/>
           <w:u w:val="single"/>
         </w:rPr>
-        <w:hyperlink r:id="rId22" w:history="1">
+        <w:hyperlink r:id="rId24" w:history="1">
           <w:r>
             <w:rPr>
               <w:rStyle w:val="Hyperlink"/>
@@ -4511,7 +4559,7 @@
           <w:sz w:val="24"/>
           <w:u w:val="single"/>
         </w:rPr>
-        <w:hyperlink r:id="rId24" w:history="1">
+        <w:hyperlink r:id="rId22" w:history="1">
           <w:r>
             <w:rPr>
               <w:rStyle w:val="Hyperlink"/>
